--- a/hin/docx/13.content.docx
+++ b/hin/docx/13.content.docx
@@ -19,7 +19,7 @@
         <w:rPr>
           <w:lang w:val="hi_IN" w:bidi="hi_IN"/>
         </w:rPr>
-        <w:t>Resource: अध्ययन नोट्स - पुस्तक परिचय (टिंडेल)</w:t>
+        <w:t>Resource: Tyndale Open Study Notes</w:t>
       </w:r>
       <w:r>
         <w:rPr>
@@ -112,7 +112,7 @@
         <w:rPr>
           <w:lang w:val="hi_IN" w:bidi="hi_IN"/>
         </w:rPr>
-        <w:t>अध्ययन नोट्स - पुस्तक परिचय (टिंडेल)</w:t>
+        <w:t>Tyndale Open Study Notes</w:t>
       </w:r>
     </w:p>
     <w:p>

--- a/hin/docx/13.content.docx
+++ b/hin/docx/13.content.docx
@@ -19,7 +19,7 @@
         <w:rPr>
           <w:lang w:val="hi_IN" w:bidi="hi_IN"/>
         </w:rPr>
-        <w:t>Resource: Tyndale Open Study Notes</w:t>
+        <w:t>Resource: Aquifer Open Study Notes (Book Intros)</w:t>
       </w:r>
       <w:r>
         <w:rPr>
@@ -112,7 +112,7 @@
         <w:rPr>
           <w:lang w:val="hi_IN" w:bidi="hi_IN"/>
         </w:rPr>
-        <w:t>Tyndale Open Study Notes</w:t>
+        <w:t>Aquifer Open Study Notes (Book Intros)</w:t>
       </w:r>
     </w:p>
     <w:p>

--- a/hin/docx/13.content.docx
+++ b/hin/docx/13.content.docx
@@ -258,18 +258,12 @@
         </w:rPr>
         <w:t>बाबुल ने 605 और 586 ईसा पूर्व के बीच यहूदा के राज्य पर विजय प्राप्त की थी। एक पीढ़ी के भीतर, बाबुल की शक्ति अपने स्वयं के आंतरिक क्षय के कारण क्षीण हो गई (</w:t>
       </w:r>
-      <w:hyperlink r:id="rId13">
-        <w:r>
-          <w:rPr>
-            <w:lang w:val="hi_IN" w:bidi="hi_IN"/>
-          </w:rPr>
-          <w:rPr>
-            <w:color w:val="0000EE"/>
-            <w:u w:val="single"/>
-          </w:rPr>
-          <w:t>दानि 5</w:t>
-        </w:r>
-      </w:hyperlink>
+      <w:r>
+        <w:rPr>
+          <w:lang w:val="hi_IN" w:bidi="hi_IN"/>
+        </w:rPr>
+        <w:t>दानि 5</w:t>
+      </w:r>
       <w:r>
         <w:rPr>
           <w:lang w:val="hi_IN" w:bidi="hi_IN"/>
@@ -288,36 +282,24 @@
         </w:rPr>
         <w:t xml:space="preserve"> और फारसियों को एकजुट किया। अक्टूबर 539 ईसा पूर्व में, बाबुल बिना किसी प्रतिरोध के गिर गया, और कुस्रू का साम्राज्य पश्चिम की ओर बाबुल को शामिल करने के लिए विस्तारित हुआ (</w:t>
       </w:r>
-      <w:hyperlink r:id="rId13">
-        <w:r>
-          <w:rPr>
-            <w:lang w:val="hi_IN" w:bidi="hi_IN"/>
-          </w:rPr>
-          <w:rPr>
-            <w:color w:val="0000EE"/>
-            <w:u w:val="single"/>
-          </w:rPr>
-          <w:t>दानि</w:t>
-        </w:r>
-      </w:hyperlink>
+      <w:r>
+        <w:rPr>
+          <w:lang w:val="hi_IN" w:bidi="hi_IN"/>
+        </w:rPr>
+        <w:t>दानि</w:t>
+      </w:r>
       <w:r>
         <w:rPr>
           <w:lang w:val="hi_IN" w:bidi="hi_IN"/>
         </w:rPr>
         <w:t xml:space="preserve"> </w:t>
       </w:r>
-      <w:hyperlink r:id="rId14">
-        <w:r>
-          <w:rPr>
-            <w:lang w:val="hi_IN" w:bidi="hi_IN"/>
-          </w:rPr>
-          <w:rPr>
-            <w:color w:val="0000EE"/>
-            <w:u w:val="single"/>
-          </w:rPr>
-          <w:t>5:30–31</w:t>
-        </w:r>
-      </w:hyperlink>
+      <w:r>
+        <w:rPr>
+          <w:lang w:val="hi_IN" w:bidi="hi_IN"/>
+        </w:rPr>
+        <w:t>5:30–31</w:t>
+      </w:r>
       <w:r>
         <w:rPr>
           <w:lang w:val="hi_IN" w:bidi="hi_IN"/>
@@ -389,36 +371,24 @@
         </w:rPr>
         <w:t>1 इतिहास का पाठ दो अलग-अलग खंडों में विभाजित होता है: वंशावलियों के माध्यम से इस्राएल की पहचान का चित्रण (</w:t>
       </w:r>
-      <w:hyperlink r:id="rId15">
-        <w:r>
-          <w:rPr>
-            <w:lang w:val="hi_IN" w:bidi="hi_IN"/>
-          </w:rPr>
-          <w:rPr>
-            <w:color w:val="0000EE"/>
-            <w:u w:val="single"/>
-          </w:rPr>
-          <w:t>1 इति 1:1–9:44</w:t>
-        </w:r>
-      </w:hyperlink>
+      <w:r>
+        <w:rPr>
+          <w:lang w:val="hi_IN" w:bidi="hi_IN"/>
+        </w:rPr>
+        <w:t>1 इति 1:1–9:44</w:t>
+      </w:r>
       <w:r>
         <w:rPr>
           <w:lang w:val="hi_IN" w:bidi="hi_IN"/>
         </w:rPr>
         <w:t>), और दाऊद द्वारा यरूशलेम को मंदिर और सुलैमान के शासन के लिए तैयार करना (</w:t>
       </w:r>
-      <w:hyperlink r:id="rId16">
-        <w:r>
-          <w:rPr>
-            <w:lang w:val="hi_IN" w:bidi="hi_IN"/>
-          </w:rPr>
-          <w:rPr>
-            <w:color w:val="0000EE"/>
-            <w:u w:val="single"/>
-          </w:rPr>
-          <w:t>10:1–29:30</w:t>
-        </w:r>
-      </w:hyperlink>
+      <w:r>
+        <w:rPr>
+          <w:lang w:val="hi_IN" w:bidi="hi_IN"/>
+        </w:rPr>
+        <w:t>10:1–29:30</w:t>
+      </w:r>
       <w:r>
         <w:rPr>
           <w:lang w:val="hi_IN" w:bidi="hi_IN"/>
@@ -439,144 +409,96 @@
         </w:rPr>
         <w:t>वंशावली का पहला अध्याय (</w:t>
       </w:r>
-      <w:hyperlink r:id="rId17">
-        <w:r>
-          <w:rPr>
-            <w:lang w:val="hi_IN" w:bidi="hi_IN"/>
-          </w:rPr>
-          <w:rPr>
-            <w:color w:val="0000EE"/>
-            <w:u w:val="single"/>
-          </w:rPr>
-          <w:t>अध्याय 1</w:t>
-        </w:r>
-      </w:hyperlink>
+      <w:r>
+        <w:rPr>
+          <w:lang w:val="hi_IN" w:bidi="hi_IN"/>
+        </w:rPr>
+        <w:t>अध्याय 1</w:t>
+      </w:r>
       <w:r>
         <w:rPr>
           <w:lang w:val="hi_IN" w:bidi="hi_IN"/>
         </w:rPr>
         <w:t xml:space="preserve">) आदम से लेकर याकूब (= इस्राएल) तक परमेश्वर द्वारा चुने गए विशिष्ट लोगों की श्रृंखला के साथ आगे बढ़ता है। </w:t>
       </w:r>
-      <w:hyperlink r:id="rId18">
-        <w:r>
-          <w:rPr>
-            <w:lang w:val="hi_IN" w:bidi="hi_IN"/>
-          </w:rPr>
-          <w:rPr>
-            <w:color w:val="0000EE"/>
-            <w:u w:val="single"/>
-          </w:rPr>
-          <w:t>अध्याय 2–8</w:t>
-        </w:r>
-      </w:hyperlink>
+      <w:r>
+        <w:rPr>
+          <w:lang w:val="hi_IN" w:bidi="hi_IN"/>
+        </w:rPr>
+        <w:t>अध्याय 2–8</w:t>
+      </w:r>
       <w:r>
         <w:rPr>
           <w:lang w:val="hi_IN" w:bidi="hi_IN"/>
         </w:rPr>
         <w:t xml:space="preserve"> में याकूब से लेकर बाबुल के बँधुआई तक के इस्राएलियों के बारे में बताया गया है। यह खंड सबसे पहले यहूदा के गोत्र (</w:t>
       </w:r>
-      <w:hyperlink r:id="rId19">
-        <w:r>
-          <w:rPr>
-            <w:lang w:val="hi_IN" w:bidi="hi_IN"/>
-          </w:rPr>
-          <w:rPr>
-            <w:color w:val="0000EE"/>
-            <w:u w:val="single"/>
-          </w:rPr>
-          <w:t>अध्याय 2–4</w:t>
-        </w:r>
-      </w:hyperlink>
+      <w:r>
+        <w:rPr>
+          <w:lang w:val="hi_IN" w:bidi="hi_IN"/>
+        </w:rPr>
+        <w:t>अध्याय 2–4</w:t>
+      </w:r>
       <w:r>
         <w:rPr>
           <w:lang w:val="hi_IN" w:bidi="hi_IN"/>
         </w:rPr>
         <w:t>) का विवरण देता है, मध्य भाग (</w:t>
       </w:r>
-      <w:hyperlink r:id="rId20">
-        <w:r>
-          <w:rPr>
-            <w:lang w:val="hi_IN" w:bidi="hi_IN"/>
-          </w:rPr>
-          <w:rPr>
-            <w:color w:val="0000EE"/>
-            <w:u w:val="single"/>
-          </w:rPr>
-          <w:t>अध्याय 3</w:t>
-        </w:r>
-      </w:hyperlink>
+      <w:r>
+        <w:rPr>
+          <w:lang w:val="hi_IN" w:bidi="hi_IN"/>
+        </w:rPr>
+        <w:t>अध्याय 3</w:t>
+      </w:r>
       <w:r>
         <w:rPr>
           <w:lang w:val="hi_IN" w:bidi="hi_IN"/>
         </w:rPr>
         <w:t>) में दाऊद के घराने पर चर्चा करता है, और फिर इस्राएल के अन्य गोत्रों (</w:t>
       </w:r>
-      <w:hyperlink r:id="rId21">
-        <w:r>
-          <w:rPr>
-            <w:lang w:val="hi_IN" w:bidi="hi_IN"/>
-          </w:rPr>
-          <w:rPr>
-            <w:color w:val="0000EE"/>
-            <w:u w:val="single"/>
-          </w:rPr>
-          <w:t>अध्याय 5–7</w:t>
-        </w:r>
-      </w:hyperlink>
+      <w:r>
+        <w:rPr>
+          <w:lang w:val="hi_IN" w:bidi="hi_IN"/>
+        </w:rPr>
+        <w:t>अध्याय 5–7</w:t>
+      </w:r>
       <w:r>
         <w:rPr>
           <w:lang w:val="hi_IN" w:bidi="hi_IN"/>
         </w:rPr>
         <w:t>) का वर्णन करता है, जिसमें यरदन नदी के पूर्व (यरदन पार) के गोत्र भी शामिल हैं। इन अतिरिक्त वंशावली सूचियों के मध्य बिंदु पर लेवी (</w:t>
       </w:r>
-      <w:hyperlink r:id="rId22">
-        <w:r>
-          <w:rPr>
-            <w:lang w:val="hi_IN" w:bidi="hi_IN"/>
-          </w:rPr>
-          <w:rPr>
-            <w:color w:val="0000EE"/>
-            <w:u w:val="single"/>
-          </w:rPr>
-          <w:t>अध्याय 6</w:t>
-        </w:r>
-      </w:hyperlink>
+      <w:r>
+        <w:rPr>
+          <w:lang w:val="hi_IN" w:bidi="hi_IN"/>
+        </w:rPr>
+        <w:t>अध्याय 6</w:t>
+      </w:r>
       <w:r>
         <w:rPr>
           <w:lang w:val="hi_IN" w:bidi="hi_IN"/>
         </w:rPr>
         <w:t>) आता है, जो केंद्रीय महत्व वाला एक गोत्र है। फिर अभिलेख बिन्यामीन के गोत्र (</w:t>
       </w:r>
-      <w:hyperlink r:id="rId23">
-        <w:r>
-          <w:rPr>
-            <w:lang w:val="hi_IN" w:bidi="hi_IN"/>
-          </w:rPr>
-          <w:rPr>
-            <w:color w:val="0000EE"/>
-            <w:u w:val="single"/>
-          </w:rPr>
-          <w:t>अध्याय 8</w:t>
-        </w:r>
-      </w:hyperlink>
+      <w:r>
+        <w:rPr>
+          <w:lang w:val="hi_IN" w:bidi="hi_IN"/>
+        </w:rPr>
+        <w:t>अध्याय 8</w:t>
+      </w:r>
       <w:r>
         <w:rPr>
           <w:lang w:val="hi_IN" w:bidi="hi_IN"/>
         </w:rPr>
         <w:t>) के साथ जारी रहता है। वंशावली लगभग 400 ईसा पूर्व तक पूरी हो जाती है, जिसमें समुदाय के प्रमुख प्रतिनिधियों की सूची है जो बँधुआई से लौटे और यरूशलेम को पुनर्स्थापित करना शुरू करते हैं (</w:t>
       </w:r>
-      <w:hyperlink r:id="rId24">
-        <w:r>
-          <w:rPr>
-            <w:lang w:val="hi_IN" w:bidi="hi_IN"/>
-          </w:rPr>
-          <w:rPr>
-            <w:color w:val="0000EE"/>
-            <w:u w:val="single"/>
-          </w:rPr>
-          <w:t>अध्याय 9</w:t>
-        </w:r>
-      </w:hyperlink>
+      <w:r>
+        <w:rPr>
+          <w:lang w:val="hi_IN" w:bidi="hi_IN"/>
+        </w:rPr>
+        <w:t>अध्याय 9</w:t>
+      </w:r>
       <w:r>
         <w:rPr>
           <w:lang w:val="hi_IN" w:bidi="hi_IN"/>
@@ -597,354 +519,234 @@
         </w:rPr>
         <w:t>शाऊल की वंशावली (</w:t>
       </w:r>
-      <w:hyperlink r:id="rId25">
-        <w:r>
-          <w:rPr>
-            <w:lang w:val="hi_IN" w:bidi="hi_IN"/>
-          </w:rPr>
-          <w:rPr>
-            <w:color w:val="0000EE"/>
-            <w:u w:val="single"/>
-          </w:rPr>
-          <w:t>9:35–44</w:t>
-        </w:r>
-      </w:hyperlink>
+      <w:r>
+        <w:rPr>
+          <w:lang w:val="hi_IN" w:bidi="hi_IN"/>
+        </w:rPr>
+        <w:t>9:35–44</w:t>
+      </w:r>
       <w:r>
         <w:rPr>
           <w:lang w:val="hi_IN" w:bidi="hi_IN"/>
         </w:rPr>
         <w:t>) राजतंत्र की स्थापना का परिचय देती है। जब शाऊल अपनी अविश्वासनीयता के कारण मरा (</w:t>
       </w:r>
-      <w:hyperlink r:id="rId26">
-        <w:r>
-          <w:rPr>
-            <w:lang w:val="hi_IN" w:bidi="hi_IN"/>
-          </w:rPr>
-          <w:rPr>
-            <w:color w:val="0000EE"/>
-            <w:u w:val="single"/>
-          </w:rPr>
-          <w:t>10:1–14</w:t>
-        </w:r>
-      </w:hyperlink>
+      <w:r>
+        <w:rPr>
+          <w:lang w:val="hi_IN" w:bidi="hi_IN"/>
+        </w:rPr>
+        <w:t>10:1–14</w:t>
+      </w:r>
       <w:r>
         <w:rPr>
           <w:lang w:val="hi_IN" w:bidi="hi_IN"/>
         </w:rPr>
         <w:t>), तो दाऊद राजा बन गया (</w:t>
       </w:r>
-      <w:hyperlink r:id="rId27">
-        <w:r>
-          <w:rPr>
-            <w:lang w:val="hi_IN" w:bidi="hi_IN"/>
-          </w:rPr>
-          <w:rPr>
-            <w:color w:val="0000EE"/>
-            <w:u w:val="single"/>
-          </w:rPr>
-          <w:t>11:1–12:40</w:t>
-        </w:r>
-      </w:hyperlink>
+      <w:r>
+        <w:rPr>
+          <w:lang w:val="hi_IN" w:bidi="hi_IN"/>
+        </w:rPr>
+        <w:t>11:1–12:40</w:t>
+      </w:r>
       <w:r>
         <w:rPr>
           <w:lang w:val="hi_IN" w:bidi="hi_IN"/>
         </w:rPr>
         <w:t>)। दाऊद के शासनकाल के अध्याय उसके अधिकारियों के संगठन और मंदिर के लिए उसकी तैयारियों के बारे में बताते हैं (</w:t>
       </w:r>
-      <w:hyperlink r:id="rId28">
-        <w:r>
-          <w:rPr>
-            <w:lang w:val="hi_IN" w:bidi="hi_IN"/>
-          </w:rPr>
-          <w:rPr>
-            <w:color w:val="0000EE"/>
-            <w:u w:val="single"/>
-          </w:rPr>
-          <w:t xml:space="preserve">अध्याय </w:t>
-        </w:r>
-      </w:hyperlink>
-      <w:hyperlink r:id="rId29">
-        <w:r>
-          <w:rPr>
-            <w:lang w:val="hi_IN" w:bidi="hi_IN"/>
-          </w:rPr>
-          <w:rPr>
-            <w:color w:val="0000EE"/>
-            <w:u w:val="single"/>
-          </w:rPr>
-          <w:t>13–27</w:t>
-        </w:r>
-      </w:hyperlink>
+      <w:r>
+        <w:rPr>
+          <w:lang w:val="hi_IN" w:bidi="hi_IN"/>
+        </w:rPr>
+        <w:t xml:space="preserve">अध्याय </w:t>
+      </w:r>
+      <w:r>
+        <w:rPr>
+          <w:lang w:val="hi_IN" w:bidi="hi_IN"/>
+        </w:rPr>
+        <w:t>13–27</w:t>
+      </w:r>
       <w:r>
         <w:rPr>
           <w:lang w:val="hi_IN" w:bidi="hi_IN"/>
         </w:rPr>
         <w:t>)। वाचा के सन्दूक का यरूशलेम में स्थानांतरण (</w:t>
       </w:r>
-      <w:hyperlink r:id="rId28">
-        <w:r>
-          <w:rPr>
-            <w:lang w:val="hi_IN" w:bidi="hi_IN"/>
-          </w:rPr>
-          <w:rPr>
-            <w:color w:val="0000EE"/>
-            <w:u w:val="single"/>
-          </w:rPr>
-          <w:t>अध्याय</w:t>
-        </w:r>
-      </w:hyperlink>
+      <w:r>
+        <w:rPr>
+          <w:lang w:val="hi_IN" w:bidi="hi_IN"/>
+        </w:rPr>
+        <w:t>अध्याय</w:t>
+      </w:r>
       <w:r>
         <w:rPr>
           <w:lang w:val="hi_IN" w:bidi="hi_IN"/>
         </w:rPr>
         <w:t xml:space="preserve"> </w:t>
       </w:r>
-      <w:hyperlink r:id="rId30">
-        <w:r>
-          <w:rPr>
-            <w:lang w:val="hi_IN" w:bidi="hi_IN"/>
-          </w:rPr>
-          <w:rPr>
-            <w:color w:val="0000EE"/>
-            <w:u w:val="single"/>
-          </w:rPr>
-          <w:t>13–16</w:t>
-        </w:r>
-      </w:hyperlink>
+      <w:r>
+        <w:rPr>
+          <w:lang w:val="hi_IN" w:bidi="hi_IN"/>
+        </w:rPr>
+        <w:t>13–16</w:t>
+      </w:r>
       <w:r>
         <w:rPr>
           <w:lang w:val="hi_IN" w:bidi="hi_IN"/>
         </w:rPr>
         <w:t>) दाऊद के राज्य की स्थापना में एक प्रमुख घटना थी। 1 इतिहास के शेष भाग में मंदिर के निर्माण की दिशा में उठाए गए कदमों का पता लगाया गया है। इन अध्यायों में निर्माता की पहचान (</w:t>
       </w:r>
-      <w:hyperlink r:id="rId28">
-        <w:r>
-          <w:rPr>
-            <w:lang w:val="hi_IN" w:bidi="hi_IN"/>
-          </w:rPr>
-          <w:rPr>
-            <w:color w:val="0000EE"/>
-            <w:u w:val="single"/>
-          </w:rPr>
-          <w:t>अध्याय</w:t>
-        </w:r>
-      </w:hyperlink>
+      <w:r>
+        <w:rPr>
+          <w:lang w:val="hi_IN" w:bidi="hi_IN"/>
+        </w:rPr>
+        <w:t>अध्याय</w:t>
+      </w:r>
       <w:r>
         <w:rPr>
           <w:lang w:val="hi_IN" w:bidi="hi_IN"/>
         </w:rPr>
         <w:t xml:space="preserve"> </w:t>
       </w:r>
-      <w:hyperlink r:id="rId31">
-        <w:r>
-          <w:rPr>
-            <w:lang w:val="hi_IN" w:bidi="hi_IN"/>
-          </w:rPr>
-          <w:rPr>
-            <w:color w:val="0000EE"/>
-            <w:u w:val="single"/>
-          </w:rPr>
-          <w:t>17</w:t>
-        </w:r>
-      </w:hyperlink>
+      <w:r>
+        <w:rPr>
+          <w:lang w:val="hi_IN" w:bidi="hi_IN"/>
+        </w:rPr>
+        <w:t>17</w:t>
+      </w:r>
       <w:r>
         <w:rPr>
           <w:lang w:val="hi_IN" w:bidi="hi_IN"/>
         </w:rPr>
         <w:t>), आवश्यक राजनीतिक परिस्थितियाँ (</w:t>
       </w:r>
-      <w:hyperlink r:id="rId28">
-        <w:r>
-          <w:rPr>
-            <w:lang w:val="hi_IN" w:bidi="hi_IN"/>
-          </w:rPr>
-          <w:rPr>
-            <w:color w:val="0000EE"/>
-            <w:u w:val="single"/>
-          </w:rPr>
-          <w:t>अध्याय</w:t>
-        </w:r>
-      </w:hyperlink>
+      <w:r>
+        <w:rPr>
+          <w:lang w:val="hi_IN" w:bidi="hi_IN"/>
+        </w:rPr>
+        <w:t>अध्याय</w:t>
+      </w:r>
       <w:r>
         <w:rPr>
           <w:lang w:val="hi_IN" w:bidi="hi_IN"/>
         </w:rPr>
         <w:t xml:space="preserve"> </w:t>
       </w:r>
-      <w:hyperlink r:id="rId32">
-        <w:r>
-          <w:rPr>
-            <w:lang w:val="hi_IN" w:bidi="hi_IN"/>
-          </w:rPr>
-          <w:rPr>
-            <w:color w:val="0000EE"/>
-            <w:u w:val="single"/>
-          </w:rPr>
-          <w:t>18–20</w:t>
-        </w:r>
-      </w:hyperlink>
+      <w:r>
+        <w:rPr>
+          <w:lang w:val="hi_IN" w:bidi="hi_IN"/>
+        </w:rPr>
+        <w:t>18–20</w:t>
+      </w:r>
       <w:r>
         <w:rPr>
           <w:lang w:val="hi_IN" w:bidi="hi_IN"/>
         </w:rPr>
         <w:t>), स्थल (</w:t>
       </w:r>
-      <w:hyperlink r:id="rId28">
-        <w:r>
-          <w:rPr>
-            <w:lang w:val="hi_IN" w:bidi="hi_IN"/>
-          </w:rPr>
-          <w:rPr>
-            <w:color w:val="0000EE"/>
-            <w:u w:val="single"/>
-          </w:rPr>
-          <w:t>अध्याय</w:t>
-        </w:r>
-      </w:hyperlink>
+      <w:r>
+        <w:rPr>
+          <w:lang w:val="hi_IN" w:bidi="hi_IN"/>
+        </w:rPr>
+        <w:t>अध्याय</w:t>
+      </w:r>
       <w:r>
         <w:rPr>
           <w:lang w:val="hi_IN" w:bidi="hi_IN"/>
         </w:rPr>
         <w:t xml:space="preserve"> </w:t>
       </w:r>
-      <w:hyperlink r:id="rId33">
-        <w:r>
-          <w:rPr>
-            <w:lang w:val="hi_IN" w:bidi="hi_IN"/>
-          </w:rPr>
-          <w:rPr>
-            <w:color w:val="0000EE"/>
-            <w:u w:val="single"/>
-          </w:rPr>
-          <w:t>21</w:t>
-        </w:r>
-      </w:hyperlink>
+      <w:r>
+        <w:rPr>
+          <w:lang w:val="hi_IN" w:bidi="hi_IN"/>
+        </w:rPr>
+        <w:t>21</w:t>
+      </w:r>
       <w:r>
         <w:rPr>
           <w:lang w:val="hi_IN" w:bidi="hi_IN"/>
         </w:rPr>
         <w:t>), कर्मचारी (</w:t>
       </w:r>
-      <w:hyperlink r:id="rId28">
-        <w:r>
-          <w:rPr>
-            <w:lang w:val="hi_IN" w:bidi="hi_IN"/>
-          </w:rPr>
-          <w:rPr>
-            <w:color w:val="0000EE"/>
-            <w:u w:val="single"/>
-          </w:rPr>
-          <w:t>अध्याय</w:t>
-        </w:r>
-      </w:hyperlink>
+      <w:r>
+        <w:rPr>
+          <w:lang w:val="hi_IN" w:bidi="hi_IN"/>
+        </w:rPr>
+        <w:t>अध्याय</w:t>
+      </w:r>
       <w:r>
         <w:rPr>
           <w:lang w:val="hi_IN" w:bidi="hi_IN"/>
         </w:rPr>
         <w:t xml:space="preserve"> </w:t>
       </w:r>
-      <w:hyperlink r:id="rId34">
-        <w:r>
-          <w:rPr>
-            <w:lang w:val="hi_IN" w:bidi="hi_IN"/>
-          </w:rPr>
-          <w:rPr>
-            <w:color w:val="0000EE"/>
-            <w:u w:val="single"/>
-          </w:rPr>
-          <w:t>23–27</w:t>
-        </w:r>
-      </w:hyperlink>
+      <w:r>
+        <w:rPr>
+          <w:lang w:val="hi_IN" w:bidi="hi_IN"/>
+        </w:rPr>
+        <w:t>23–27</w:t>
+      </w:r>
       <w:r>
         <w:rPr>
           <w:lang w:val="hi_IN" w:bidi="hi_IN"/>
         </w:rPr>
         <w:t>), सामग्री और योजनाएँ (</w:t>
       </w:r>
-      <w:hyperlink r:id="rId28">
-        <w:r>
-          <w:rPr>
-            <w:lang w:val="hi_IN" w:bidi="hi_IN"/>
-          </w:rPr>
-          <w:rPr>
-            <w:color w:val="0000EE"/>
-            <w:u w:val="single"/>
-          </w:rPr>
-          <w:t>अध्याय</w:t>
-        </w:r>
-      </w:hyperlink>
+      <w:r>
+        <w:rPr>
+          <w:lang w:val="hi_IN" w:bidi="hi_IN"/>
+        </w:rPr>
+        <w:t>अध्याय</w:t>
+      </w:r>
       <w:r>
         <w:rPr>
           <w:lang w:val="hi_IN" w:bidi="hi_IN"/>
         </w:rPr>
         <w:t xml:space="preserve"> </w:t>
       </w:r>
-      <w:hyperlink r:id="rId35">
-        <w:r>
-          <w:rPr>
-            <w:lang w:val="hi_IN" w:bidi="hi_IN"/>
-          </w:rPr>
-          <w:rPr>
-            <w:color w:val="0000EE"/>
-            <w:u w:val="single"/>
-          </w:rPr>
-          <w:t>22</w:t>
-        </w:r>
-      </w:hyperlink>
+      <w:r>
+        <w:rPr>
+          <w:lang w:val="hi_IN" w:bidi="hi_IN"/>
+        </w:rPr>
+        <w:t>22</w:t>
+      </w:r>
       <w:r>
         <w:rPr>
           <w:lang w:val="hi_IN" w:bidi="hi_IN"/>
         </w:rPr>
         <w:t xml:space="preserve">, </w:t>
       </w:r>
-      <w:hyperlink r:id="rId28">
-        <w:r>
-          <w:rPr>
-            <w:lang w:val="hi_IN" w:bidi="hi_IN"/>
-          </w:rPr>
-          <w:rPr>
-            <w:color w:val="0000EE"/>
-            <w:u w:val="single"/>
-          </w:rPr>
-          <w:t>28–29</w:t>
-        </w:r>
-      </w:hyperlink>
+      <w:r>
+        <w:rPr>
+          <w:lang w:val="hi_IN" w:bidi="hi_IN"/>
+        </w:rPr>
+        <w:t>28–29</w:t>
+      </w:r>
       <w:r>
         <w:rPr>
           <w:lang w:val="hi_IN" w:bidi="hi_IN"/>
         </w:rPr>
         <w:t>) शामिल हैं। दाऊद के शासनकाल का विवरण एक बड़ी सार्वजनिक सभा और सुलैमान को शांति के राजा के रूप में नियुक्त करने के साथ समाप्त होता है जो मंदिर का निर्माण करेगा (</w:t>
       </w:r>
-      <w:hyperlink r:id="rId28">
-        <w:r>
-          <w:rPr>
-            <w:lang w:val="hi_IN" w:bidi="hi_IN"/>
-          </w:rPr>
-          <w:rPr>
-            <w:color w:val="0000EE"/>
-            <w:u w:val="single"/>
-          </w:rPr>
-          <w:t>अध्याय</w:t>
-        </w:r>
-      </w:hyperlink>
+      <w:r>
+        <w:rPr>
+          <w:lang w:val="hi_IN" w:bidi="hi_IN"/>
+        </w:rPr>
+        <w:t>अध्याय</w:t>
+      </w:r>
       <w:r>
         <w:rPr>
           <w:lang w:val="hi_IN" w:bidi="hi_IN"/>
         </w:rPr>
         <w:t xml:space="preserve"> </w:t>
       </w:r>
-      <w:hyperlink r:id="rId28">
-        <w:r>
-          <w:rPr>
-            <w:lang w:val="hi_IN" w:bidi="hi_IN"/>
-          </w:rPr>
-          <w:rPr>
-            <w:color w:val="0000EE"/>
-            <w:u w:val="single"/>
-          </w:rPr>
-          <w:t>28–29</w:t>
-        </w:r>
-      </w:hyperlink>
+      <w:r>
+        <w:rPr>
+          <w:lang w:val="hi_IN" w:bidi="hi_IN"/>
+        </w:rPr>
+        <w:t>28–29</w:t>
+      </w:r>
       <w:r>
         <w:rPr>
           <w:lang w:val="hi_IN" w:bidi="hi_IN"/>
@@ -990,72 +792,48 @@
         </w:rPr>
         <w:t>इतिहासकार ने फारसी साम्राज्य के अंतिम वर्षों में, संभवतः 400 ई.पू. के आसपास लिखा था। यहोयाकीन (</w:t>
       </w:r>
-      <w:hyperlink r:id="rId36">
-        <w:r>
-          <w:rPr>
-            <w:lang w:val="hi_IN" w:bidi="hi_IN"/>
-          </w:rPr>
-          <w:rPr>
-            <w:color w:val="0000EE"/>
-            <w:u w:val="single"/>
-          </w:rPr>
-          <w:t>3:17–24</w:t>
-        </w:r>
-      </w:hyperlink>
+      <w:r>
+        <w:rPr>
+          <w:lang w:val="hi_IN" w:bidi="hi_IN"/>
+        </w:rPr>
+        <w:t>3:17–24</w:t>
+      </w:r>
       <w:r>
         <w:rPr>
           <w:lang w:val="hi_IN" w:bidi="hi_IN"/>
         </w:rPr>
         <w:t>) के वंशजों की वंशावली से पता चलता है कि यह तिथि जरूब्बाबेल से आठ पीढ़ी बाद की है, जो फारस के राजा दारा के दिनों में लगभग 520 ई.पू. राज्यपाल के रूप में कार्य करता था (</w:t>
       </w:r>
-      <w:hyperlink r:id="rId37">
-        <w:r>
-          <w:rPr>
-            <w:lang w:val="hi_IN" w:bidi="hi_IN"/>
-          </w:rPr>
-          <w:rPr>
-            <w:color w:val="0000EE"/>
-            <w:u w:val="single"/>
-          </w:rPr>
-          <w:t>जक 1:1</w:t>
-        </w:r>
-      </w:hyperlink>
+      <w:r>
+        <w:rPr>
+          <w:lang w:val="hi_IN" w:bidi="hi_IN"/>
+        </w:rPr>
+        <w:t>जक 1:1</w:t>
+      </w:r>
       <w:r>
         <w:rPr>
           <w:lang w:val="hi_IN" w:bidi="hi_IN"/>
         </w:rPr>
         <w:t xml:space="preserve">; </w:t>
       </w:r>
-      <w:hyperlink r:id="rId38">
-        <w:r>
-          <w:rPr>
-            <w:lang w:val="hi_IN" w:bidi="hi_IN"/>
-          </w:rPr>
-          <w:rPr>
-            <w:color w:val="0000EE"/>
-            <w:u w:val="single"/>
-          </w:rPr>
-          <w:t>4:9</w:t>
-        </w:r>
-      </w:hyperlink>
+      <w:r>
+        <w:rPr>
+          <w:lang w:val="hi_IN" w:bidi="hi_IN"/>
+        </w:rPr>
+        <w:t>4:9</w:t>
+      </w:r>
       <w:r>
         <w:rPr>
           <w:lang w:val="hi_IN" w:bidi="hi_IN"/>
         </w:rPr>
         <w:t>)। इतिहासकार ने संभवतः अर्तक्षत्र के बीसवें वर्ष (445 ई.पू.) में शहर की दीवारों की मरम्मत करने के लिए नहेम्याह के यरूशलेम की यात्रा करने के कुछ समय बाद लिखा था (</w:t>
       </w:r>
-      <w:hyperlink r:id="rId39">
-        <w:r>
-          <w:rPr>
-            <w:lang w:val="hi_IN" w:bidi="hi_IN"/>
-          </w:rPr>
-          <w:rPr>
-            <w:color w:val="0000EE"/>
-            <w:u w:val="single"/>
-          </w:rPr>
-          <w:t>नहे 2:1</w:t>
-        </w:r>
-      </w:hyperlink>
+      <w:r>
+        <w:rPr>
+          <w:lang w:val="hi_IN" w:bidi="hi_IN"/>
+        </w:rPr>
+        <w:t>नहे 2:1</w:t>
+      </w:r>
       <w:r>
         <w:rPr>
           <w:lang w:val="hi_IN" w:bidi="hi_IN"/>
@@ -1087,18 +865,12 @@
         </w:rPr>
         <w:t xml:space="preserve">नहेम्याह के बाद यहूदिया की स्थिति के बारे में बहुत कम जानकारी है, हालाँकि नहेम्याह ने समुदाय की कुछ कठिनाइयों का खुलासा किया है। इस्राएल के बाहर विवाह करने का प्रलोभन बहुत बड़ा था, और मलाकी के दिनों में मिश्रित विवाह बने रहे (400 ईसा पूर्व; </w:t>
       </w:r>
-      <w:hyperlink r:id="rId40">
-        <w:r>
-          <w:rPr>
-            <w:lang w:val="hi_IN" w:bidi="hi_IN"/>
-          </w:rPr>
-          <w:rPr>
-            <w:color w:val="0000EE"/>
-            <w:u w:val="single"/>
-          </w:rPr>
-          <w:t>मला 2:14–16</w:t>
-        </w:r>
-      </w:hyperlink>
+      <w:r>
+        <w:rPr>
+          <w:lang w:val="hi_IN" w:bidi="hi_IN"/>
+        </w:rPr>
+        <w:t>मला 2:14–16</w:t>
+      </w:r>
       <w:r>
         <w:rPr>
           <w:lang w:val="hi_IN" w:bidi="hi_IN"/>
@@ -1196,36 +968,24 @@
         </w:rPr>
         <w:t>दाऊद के लिए परमेश्वर का वादा (</w:t>
       </w:r>
-      <w:hyperlink r:id="rId31">
-        <w:r>
-          <w:rPr>
-            <w:lang w:val="hi_IN" w:bidi="hi_IN"/>
-          </w:rPr>
-          <w:rPr>
-            <w:color w:val="0000EE"/>
-            <w:u w:val="single"/>
-          </w:rPr>
-          <w:t>17:1–27</w:t>
-        </w:r>
-      </w:hyperlink>
+      <w:r>
+        <w:rPr>
+          <w:lang w:val="hi_IN" w:bidi="hi_IN"/>
+        </w:rPr>
+        <w:t>17:1–27</w:t>
+      </w:r>
       <w:r>
         <w:rPr>
           <w:lang w:val="hi_IN" w:bidi="hi_IN"/>
         </w:rPr>
         <w:t>) इतिहासकार के संदेश के केंद्र में है। जब दाऊद ने परमेश्वर की वाचा के सन्दूक के लिए एक घर बनाने का निश्चय किया, तो नबी नातान को एक दर्शन हुआ जिसमें उसे बताया गया कि दाऊद ने उल्टा सोचा था: दाऊद परमेश्वर के लिए घर नहीं बनाएगा, बल्कि परमेश्वर दाऊद के लिए घर बनाएगा। यह घर एक राजवंश होगा (</w:t>
       </w:r>
-      <w:hyperlink r:id="rId41">
-        <w:r>
-          <w:rPr>
-            <w:lang w:val="hi_IN" w:bidi="hi_IN"/>
-          </w:rPr>
-          <w:rPr>
-            <w:color w:val="0000EE"/>
-            <w:u w:val="single"/>
-          </w:rPr>
-          <w:t>2 शमू 7:11–14</w:t>
-        </w:r>
-      </w:hyperlink>
+      <w:r>
+        <w:rPr>
+          <w:lang w:val="hi_IN" w:bidi="hi_IN"/>
+        </w:rPr>
+        <w:t>2 शमू 7:11–14</w:t>
+      </w:r>
       <w:r>
         <w:rPr>
           <w:i/>
@@ -1233,18 +993,12 @@
         </w:rPr>
         <w:t>//</w:t>
       </w:r>
-      <w:hyperlink r:id="rId42">
-        <w:r>
-          <w:rPr>
-            <w:lang w:val="hi_IN" w:bidi="hi_IN"/>
-          </w:rPr>
-          <w:rPr>
-            <w:color w:val="0000EE"/>
-            <w:u w:val="single"/>
-          </w:rPr>
-          <w:t>1 इति 17:10–14</w:t>
-        </w:r>
-      </w:hyperlink>
+      <w:r>
+        <w:rPr>
+          <w:lang w:val="hi_IN" w:bidi="hi_IN"/>
+        </w:rPr>
+        <w:t>1 इति 17:10–14</w:t>
+      </w:r>
       <w:r>
         <w:rPr>
           <w:lang w:val="hi_IN" w:bidi="hi_IN"/>
@@ -1277,54 +1031,36 @@
         </w:rPr>
         <w:t xml:space="preserve"> (</w:t>
       </w:r>
-      <w:hyperlink r:id="rId43">
-        <w:r>
-          <w:rPr>
-            <w:lang w:val="hi_IN" w:bidi="hi_IN"/>
-          </w:rPr>
-          <w:rPr>
-            <w:color w:val="0000EE"/>
-            <w:u w:val="single"/>
-          </w:rPr>
-          <w:t>10:13</w:t>
-        </w:r>
-      </w:hyperlink>
+      <w:r>
+        <w:rPr>
+          <w:lang w:val="hi_IN" w:bidi="hi_IN"/>
+        </w:rPr>
+        <w:t>10:13</w:t>
+      </w:r>
       <w:r>
         <w:rPr>
           <w:lang w:val="hi_IN" w:bidi="hi_IN"/>
         </w:rPr>
         <w:t xml:space="preserve">)। बाद के राजाओं ने शाऊल की विफलता का सार दोहराया: उन्होंने परमेश्वर की वाचा के विरुद्ध विद्रोह किया, और उन्होंने अपनी चट्टान, प्रभु से सुरक्षा की अपेक्षा विदेशी शक्तियों और मूर्तिपूजक देवताओं से सुरक्षा मांगी (देखें </w:t>
       </w:r>
-      <w:hyperlink r:id="rId44">
-        <w:r>
-          <w:rPr>
-            <w:lang w:val="hi_IN" w:bidi="hi_IN"/>
-          </w:rPr>
-          <w:rPr>
-            <w:color w:val="0000EE"/>
-            <w:u w:val="single"/>
-          </w:rPr>
-          <w:t>व्य. वि. 32:4</w:t>
-        </w:r>
-      </w:hyperlink>
+      <w:r>
+        <w:rPr>
+          <w:lang w:val="hi_IN" w:bidi="hi_IN"/>
+        </w:rPr>
+        <w:t>व्य. वि. 32:4</w:t>
+      </w:r>
       <w:r>
         <w:rPr>
           <w:lang w:val="hi_IN" w:bidi="hi_IN"/>
         </w:rPr>
         <w:t xml:space="preserve">, </w:t>
       </w:r>
-      <w:hyperlink r:id="rId45">
-        <w:r>
-          <w:rPr>
-            <w:lang w:val="hi_IN" w:bidi="hi_IN"/>
-          </w:rPr>
-          <w:rPr>
-            <w:color w:val="0000EE"/>
-            <w:u w:val="single"/>
-          </w:rPr>
-          <w:t>15–39</w:t>
-        </w:r>
-      </w:hyperlink>
+      <w:r>
+        <w:rPr>
+          <w:lang w:val="hi_IN" w:bidi="hi_IN"/>
+        </w:rPr>
+        <w:t>15–39</w:t>
+      </w:r>
       <w:r>
         <w:rPr>
           <w:lang w:val="hi_IN" w:bidi="hi_IN"/>
@@ -1370,18 +1106,12 @@
         </w:rPr>
         <w:t>" (</w:t>
       </w:r>
-      <w:hyperlink r:id="rId46">
-        <w:r>
-          <w:rPr>
-            <w:lang w:val="hi_IN" w:bidi="hi_IN"/>
-          </w:rPr>
-          <w:rPr>
-            <w:color w:val="0000EE"/>
-            <w:u w:val="single"/>
-          </w:rPr>
-          <w:t>2 इतिहास 7:14</w:t>
-        </w:r>
-      </w:hyperlink>
+      <w:r>
+        <w:rPr>
+          <w:lang w:val="hi_IN" w:bidi="hi_IN"/>
+        </w:rPr>
+        <w:t>2 इतिहास 7:14</w:t>
+      </w:r>
       <w:r>
         <w:rPr>
           <w:lang w:val="hi_IN" w:bidi="hi_IN"/>
@@ -1402,18 +1132,12 @@
         </w:rPr>
         <w:t xml:space="preserve">1 इतिहास की पुस्तक पुनर्स्थापना के लिए आवश्यक आधार स्थापित करती है। बँधुआई के दौरान दाऊद से की गई प्रतिज्ञा समाप्त नहीं हुई; यरूशलेम में फिर से स्थापित समुदाय ने वादा निभाया। सुलैमान के शासनकाल के बाद राज्य के विभाजन ने भी किसी भी गोत्र को इस्राएल के भविष्य से बाहर नहीं रखा। इतिहासकार के लिए, सभी गोत्र पुनर्स्थापना में मौजूद थे, जिनमें उत्तरी राज्य के गोत्र भी शामिल थे (देखें </w:t>
       </w:r>
-      <w:hyperlink r:id="rId47">
-        <w:r>
-          <w:rPr>
-            <w:lang w:val="hi_IN" w:bidi="hi_IN"/>
-          </w:rPr>
-          <w:rPr>
-            <w:color w:val="0000EE"/>
-            <w:u w:val="single"/>
-          </w:rPr>
-          <w:t>1 इति 9:3</w:t>
-        </w:r>
-      </w:hyperlink>
+      <w:r>
+        <w:rPr>
+          <w:lang w:val="hi_IN" w:bidi="hi_IN"/>
+        </w:rPr>
+        <w:t>1 इति 9:3</w:t>
+      </w:r>
       <w:r>
         <w:rPr>
           <w:lang w:val="hi_IN" w:bidi="hi_IN"/>
